--- a/content/about/resume-systems.docx
+++ b/content/about/resume-systems.docx
@@ -109,7 +109,7 @@
     </w:p>
     <w:p>
       <w:pPr>
-        <w:spacing w:before="160" w:after="40"/>
+        <w:spacing w:before="200" w:after="60"/>
       </w:pPr>
       <w:r>
         <w:rPr>
@@ -158,7 +158,7 @@
     </w:p>
     <w:p>
       <w:pPr>
-        <w:spacing w:before="160" w:after="40"/>
+        <w:spacing w:before="200" w:after="60"/>
       </w:pPr>
       <w:r>
         <w:rPr>
@@ -235,7 +235,7 @@
           <w:b w:val="0"/>
           <w:i/>
         </w:rPr>
-        <w:t xml:space="preserve"> | Full-time | Apr 2026 - Present</w:t>
+        <w:t xml:space="preserve"> | Bangkok, Thailand | Full-time | Apr 2026 - Present</w:t>
       </w:r>
     </w:p>
     <w:p>
@@ -492,7 +492,7 @@
           <w:b w:val="0"/>
           <w:i/>
         </w:rPr>
-        <w:t xml:space="preserve"> | Singapore (Remote) | May 2025 - Apr 2026</w:t>
+        <w:t xml:space="preserve"> | Singapore (Remote) | Full-time | May 2025 - Apr 2026</w:t>
       </w:r>
     </w:p>
     <w:p>
@@ -506,7 +506,23 @@
           <w:b w:val="0"/>
           <w:i w:val="0"/>
         </w:rPr>
-        <w:t>Owned two Python (FastAPI) microservices end to end: design, implementation and production operations.</w:t>
+        <w:t xml:space="preserve">Built a </w:t>
+      </w:r>
+      <w:r>
+        <w:rPr>
+          <w:rFonts w:ascii="Times New Roman" w:hAnsi="Times New Roman" w:eastAsia="Times New Roman"/>
+          <w:b/>
+          <w:i w:val="0"/>
+        </w:rPr>
+        <w:t>Google ADK</w:t>
+      </w:r>
+      <w:r>
+        <w:rPr>
+          <w:rFonts w:ascii="Times New Roman" w:hAnsi="Times New Roman" w:eastAsia="Times New Roman"/>
+          <w:b w:val="0"/>
+          <w:i w:val="0"/>
+        </w:rPr>
+        <w:t xml:space="preserve"> multi-agent workflow platform, the CRM integration service (Zoho, SalesIQ, Chatwoot, Zendesk) and RAG retrieval over Crawl4AI and Docling.</w:t>
       </w:r>
     </w:p>
     <w:p>
@@ -520,7 +536,7 @@
           <w:b w:val="0"/>
           <w:i w:val="0"/>
         </w:rPr>
-        <w:t xml:space="preserve">Cut container build and startup time by </w:t>
+        <w:t xml:space="preserve">Owned two FastAPI services end to end: build and startup time down </w:t>
       </w:r>
       <w:r>
         <w:rPr>
@@ -536,35 +552,22 @@
           <w:b w:val="0"/>
           <w:i w:val="0"/>
         </w:rPr>
-        <w:t xml:space="preserve"> with Docker changes; added OpenTelemetry and Grafana.</w:t>
+        <w:t>, OpenTelemetry and Grafana, pytest in pre-commit hooks.</w:t>
       </w:r>
     </w:p>
     <w:p>
       <w:pPr>
-        <w:pStyle w:val="ListBullet"/>
-        <w:spacing w:after="20"/>
+        <w:spacing w:before="200" w:after="60"/>
       </w:pPr>
       <w:r>
         <w:rPr>
           <w:rFonts w:ascii="Times New Roman" w:hAnsi="Times New Roman" w:eastAsia="Times New Roman"/>
-          <w:b w:val="0"/>
+          <w:b/>
           <w:i w:val="0"/>
+          <w:color w:val="2E74B5"/>
+          <w:sz w:val="24"/>
         </w:rPr>
-        <w:t>Maintained pytest suites in CI/CD for stable weekly releases; reviewed other teams' integrations against the shared CRM integration service (Zoho, Chatwoot, Zendesk).</w:t>
-      </w:r>
-    </w:p>
-    <w:p>
-      <w:pPr>
-        <w:pStyle w:val="ListBullet"/>
-        <w:spacing w:after="20"/>
-      </w:pPr>
-      <w:r>
-        <w:rPr>
-          <w:rFonts w:ascii="Times New Roman" w:hAnsi="Times New Roman" w:eastAsia="Times New Roman"/>
-          <w:b w:val="0"/>
-          <w:i w:val="0"/>
-        </w:rPr>
-        <w:t>Built the document ingestion pipeline that turns uploads and crawled pages into text for downstream services.</w:t>
+        <w:t>EARLIER EXPERIENCE</w:t>
       </w:r>
     </w:p>
     <w:p>
@@ -604,7 +607,7 @@
           <w:b w:val="0"/>
           <w:i/>
         </w:rPr>
-        <w:t xml:space="preserve"> | Thailand | Aug 2024 - Dec 2025 | Part-time from May 2025</w:t>
+        <w:t xml:space="preserve"> | Full-time Aug 2024 - May 2025, part-time to Dec 2025</w:t>
       </w:r>
     </w:p>
     <w:p>
@@ -766,7 +769,7 @@
     </w:p>
     <w:p>
       <w:pPr>
-        <w:spacing w:before="160" w:after="40"/>
+        <w:spacing w:before="200" w:after="60"/>
       </w:pPr>
       <w:r>
         <w:rPr>
@@ -881,12 +884,12 @@
           <w:b w:val="0"/>
           <w:i w:val="0"/>
         </w:rPr>
-        <w:t>LLM APIs, agent runtimes, LangGraph, RAG, MCP</w:t>
+        <w:t>LLM APIs, agent runtimes, Google ADK, RAG, MCP</w:t>
       </w:r>
     </w:p>
     <w:p>
       <w:pPr>
-        <w:spacing w:before="160" w:after="40"/>
+        <w:spacing w:before="200" w:after="60"/>
       </w:pPr>
       <w:r>
         <w:rPr>
@@ -961,7 +964,7 @@
     </w:p>
     <w:p>
       <w:pPr>
-        <w:spacing w:before="160" w:after="40"/>
+        <w:spacing w:before="200" w:after="60"/>
       </w:pPr>
       <w:r>
         <w:rPr>

--- a/content/about/resume-systems.docx
+++ b/content/about/resume-systems.docx
@@ -235,7 +235,7 @@
           <w:b w:val="0"/>
           <w:i/>
         </w:rPr>
-        <w:t xml:space="preserve"> | Bangkok, Thailand | Full-time | Apr 2026 - Present</w:t>
+        <w:t xml:space="preserve"> | Indonesia (Remote) | Full-time | Apr 2026 - Present</w:t>
       </w:r>
     </w:p>
     <w:p>
